--- a/docs/Acoustics music and neuroscience.docx
+++ b/docs/Acoustics music and neuroscience.docx
@@ -40,7 +40,15 @@
         <w:t>as transformed by the acoustic properties of the architectural space</w:t>
       </w:r>
       <w:r>
-        <w:t>. Reverberation, early reflections, frequency-dependent absorption, modal resonance — all of these alter the temporal envelope, spectral content, and spatial distribution of the sound before it enters the auditory system. This means the prediction error profiles that Pearce's IDyOM would compute, the entrainment dynamics that Large's oscillatory model would predict, and the acoustic features that Eerola's regression models use are all functions of the room as much as of the composition and performance.</w:t>
+        <w:t xml:space="preserve">. Reverberation, early reflections, frequency-dependent absorption, modal resonance — all of these alter the temporal envelope, spectral content, and spatial distribution of the sound before it enters the auditory system. This means the prediction error profiles that Pearce's </w:t>
+      </w:r>
+      <w:proofErr w:type="spellStart"/>
+      <w:r>
+        <w:t>IDyOM</w:t>
+      </w:r>
+      <w:proofErr w:type="spellEnd"/>
+      <w:r>
+        <w:t xml:space="preserve"> would compute, the entrainment dynamics that Large's oscillatory model would predict, and the acoustic features that Eerola's regression models use are all functions of the room as much as of the composition and performance.</w:t>
       </w:r>
     </w:p>
     <w:p>
@@ -78,7 +86,23 @@
         <w:t>enhanced</w:t>
       </w:r>
       <w:r>
-        <w:t>, potentially increasing the information content processed by the auditory cortex at Level 2-3 of Vuust's hierarchy. A dry, acoustically treated recording studio does the opposite: preserves temporal precision (good for groove/entrainment) but strips away the spatial envelope that contributes to the experience of grandeur and immersion.</w:t>
+        <w:t xml:space="preserve">, potentially increasing the information content processed by the auditory cortex at Level 2-3 of </w:t>
+      </w:r>
+      <w:proofErr w:type="spellStart"/>
+      <w:r>
+        <w:t>Vuust's</w:t>
+      </w:r>
+      <w:proofErr w:type="spellEnd"/>
+      <w:r>
+        <w:t xml:space="preserve"> hierarchy. A dry, acoustically treated recording studio does the </w:t>
+      </w:r>
+      <w:proofErr w:type="gramStart"/>
+      <w:r>
+        <w:t>opposite:</w:t>
+      </w:r>
+      <w:proofErr w:type="gramEnd"/>
+      <w:r>
+        <w:t xml:space="preserve"> preserves temporal precision (good for groove/entrainment) but strips away the spatial envelope that contributes to the experience of grandeur and immersion.</w:t>
       </w:r>
     </w:p>
     <w:p>
@@ -93,10 +117,22 @@
           <w:rStyle w:val="Emphasis"/>
           <w:rFonts w:eastAsiaTheme="majorEastAsia"/>
         </w:rPr>
-        <w:t>Spaces Speak, Are You Listening?</w:t>
-      </w:r>
-      <w:r>
-        <w:t>, develop the concept of "aural architecture" to capture exactly this: the acoustic properties of a space are not neutral containers for sound but active shapers of the auditory experience, with their own emotional and social significance. They argue that the aural properties of a space constitute a kind of sensory design that is as intentional (in sacred and performance architecture) as the visual design — a claim that directly connects your architecture panels to the music panels.</w:t>
+        <w:t xml:space="preserve">Spaces Speak, Are You </w:t>
+      </w:r>
+      <w:proofErr w:type="gramStart"/>
+      <w:r>
+        <w:rPr>
+          <w:rStyle w:val="Emphasis"/>
+          <w:rFonts w:eastAsiaTheme="majorEastAsia"/>
+        </w:rPr>
+        <w:t>Listening?</w:t>
+      </w:r>
+      <w:r>
+        <w:t>,</w:t>
+      </w:r>
+      <w:proofErr w:type="gramEnd"/>
+      <w:r>
+        <w:t xml:space="preserve"> develop the concept of "aural architecture" to capture exactly this: the acoustic properties of a space are not neutral containers for sound but active shapers of the auditory experience, with their own emotional and social significance. They argue that the aural properties of a space constitute a kind of sensory design that is as intentional (in sacred and performance architecture) as the visual design — a claim that directly connects your architecture panels to the music panels.</w:t>
       </w:r>
     </w:p>
     <w:p>
@@ -111,7 +147,15 @@
         <w:t>The room itself is an emotional mechanism.</w:t>
       </w:r>
       <w:r>
-        <w:t xml:space="preserve"> Here is where it gets interesting for Juslin's framework. The BRECVEMA taxonomy treats the music as the stimulus and the listener as the responder. But in a real concert hall, cathedral, or nightclub, the </w:t>
+        <w:t xml:space="preserve"> Here is where it gets interesting for </w:t>
+      </w:r>
+      <w:proofErr w:type="spellStart"/>
+      <w:r>
+        <w:t>Juslin's</w:t>
+      </w:r>
+      <w:proofErr w:type="spellEnd"/>
+      <w:r>
+        <w:t xml:space="preserve"> framework. The BRECVEMA taxonomy treats the music as the stimulus and the listener as the responder. But in a real concert hall, cathedral, or nightclub, the </w:t>
       </w:r>
       <w:r>
         <w:rPr>
@@ -133,7 +177,15 @@
         <w:pStyle w:val="NormalWeb"/>
       </w:pPr>
       <w:r>
-        <w:t xml:space="preserve">This suggests a ninth mechanism (or a sub-category of visual imagery) that Juslin's framework does not explicitly include: </w:t>
+        <w:t xml:space="preserve">This suggests a ninth mechanism (or a sub-category of visual imagery) that </w:t>
+      </w:r>
+      <w:proofErr w:type="spellStart"/>
+      <w:r>
+        <w:t>Juslin's</w:t>
+      </w:r>
+      <w:proofErr w:type="spellEnd"/>
+      <w:r>
+        <w:t xml:space="preserve"> framework does not explicitly include: </w:t>
       </w:r>
       <w:r>
         <w:rPr>
@@ -166,22 +218,70 @@
         <w:pStyle w:val="NormalWeb"/>
       </w:pPr>
       <w:r>
-        <w:t>There is some empirical support for this. Västfjäll, Larsson, and Kleiner (2002) showed that the perceived quality of the auditory environment is influenced by visual context — the same acoustic signal is rated differently depending on the visual environment in which it is heard. This is a cross-modal prediction effect: the visual architecture sets expectations for the auditory experience, and the emotional response is modulated by the congruence or incongruence between them. This is, formally, the same mechanism as the schema congruence effect from the education panels (van Kesteren), operating cross-modally: visual schema predicts acoustic features → acoustic features either match (fluent processing → positive affect) or mismatch (disfluent processing → negative affect or heightened attention).</w:t>
-      </w:r>
-    </w:p>
-    <w:p>
-      <w:pPr>
-        <w:pStyle w:val="NormalWeb"/>
-      </w:pPr>
-      <w:r>
-        <w:rPr>
-          <w:rStyle w:val="Strong"/>
-          <w:rFonts w:eastAsiaTheme="majorEastAsia"/>
-        </w:rPr>
-        <w:t>The vmPFC convergence implication.</w:t>
-      </w:r>
-      <w:r>
-        <w:t xml:space="preserve"> If vmPFC integrates subjective value across domains — spatial aesthetic value from architecture, auditory aesthetic value from music — then the experience of music in a beautiful architectural space should produce a convergent vmPFC signal that is </w:t>
+        <w:t xml:space="preserve">There is some empirical support for this. </w:t>
+      </w:r>
+      <w:proofErr w:type="spellStart"/>
+      <w:r>
+        <w:t>Västfjäll</w:t>
+      </w:r>
+      <w:proofErr w:type="spellEnd"/>
+      <w:r>
+        <w:t xml:space="preserve">, Larsson, and Kleiner (2002) showed that the perceived quality of the auditory environment is influenced by visual context — the same acoustic signal is rated differently depending on the visual environment in which it is heard. This is a cross-modal prediction effect: the visual architecture sets expectations for the auditory experience, and the emotional response is modulated by the congruence or incongruence between them. This is, formally, the same mechanism as the schema congruence effect from the education panels (van </w:t>
+      </w:r>
+      <w:proofErr w:type="spellStart"/>
+      <w:r>
+        <w:t>Kesteren</w:t>
+      </w:r>
+      <w:proofErr w:type="spellEnd"/>
+      <w:r>
+        <w:t>), operating cross-modally: visual schema predicts acoustic features → acoustic features either match (fluent processing → positive affect) or mismatch (disfluent processing → negative affect or heightened attention).</w:t>
+      </w:r>
+    </w:p>
+    <w:p>
+      <w:pPr>
+        <w:pStyle w:val="NormalWeb"/>
+      </w:pPr>
+      <w:r>
+        <w:rPr>
+          <w:rStyle w:val="Strong"/>
+          <w:rFonts w:eastAsiaTheme="majorEastAsia"/>
+        </w:rPr>
+        <w:t xml:space="preserve">The </w:t>
+      </w:r>
+      <w:proofErr w:type="spellStart"/>
+      <w:r>
+        <w:rPr>
+          <w:rStyle w:val="Strong"/>
+          <w:rFonts w:eastAsiaTheme="majorEastAsia"/>
+        </w:rPr>
+        <w:t>vmPFC</w:t>
+      </w:r>
+      <w:proofErr w:type="spellEnd"/>
+      <w:r>
+        <w:rPr>
+          <w:rStyle w:val="Strong"/>
+          <w:rFonts w:eastAsiaTheme="majorEastAsia"/>
+        </w:rPr>
+        <w:t xml:space="preserve"> convergence implication.</w:t>
+      </w:r>
+      <w:r>
+        <w:t xml:space="preserve"> If </w:t>
+      </w:r>
+      <w:proofErr w:type="spellStart"/>
+      <w:r>
+        <w:t>vmPFC</w:t>
+      </w:r>
+      <w:proofErr w:type="spellEnd"/>
+      <w:r>
+        <w:t xml:space="preserve"> integrates subjective value across domains — spatial aesthetic value from architecture, auditory aesthetic value from music — then the experience of music in a beautiful architectural space should produce a convergent </w:t>
+      </w:r>
+      <w:proofErr w:type="spellStart"/>
+      <w:r>
+        <w:t>vmPFC</w:t>
+      </w:r>
+      <w:proofErr w:type="spellEnd"/>
+      <w:r>
+        <w:t xml:space="preserve"> signal that is </w:t>
       </w:r>
       <w:r>
         <w:rPr>
@@ -205,15 +305,31 @@
         <w:t>integrated aesthetic experiences</w:t>
       </w:r>
       <w:r>
-        <w:t xml:space="preserve"> in which the spatial and auditory prediction systems feed their respective value signals into the same vmPFC computation. The resulting subjective value reflects the joint aesthetic quality of the music-in-space gestalt.</w:t>
-      </w:r>
-    </w:p>
-    <w:p>
-      <w:pPr>
-        <w:pStyle w:val="NormalWeb"/>
-      </w:pPr>
-      <w:r>
-        <w:t xml:space="preserve">This has never been directly tested with neuroimaging, but it generates a clear prediction: vmPFC activation during music listening should be modulated by the acoustic (and visual) quality of the architectural context, with the highest activation when both the music and the space are aesthetically optimal — and crucially, when they are </w:t>
+        <w:t xml:space="preserve"> in which the spatial and auditory prediction systems feed their respective value signals into the same </w:t>
+      </w:r>
+      <w:proofErr w:type="spellStart"/>
+      <w:r>
+        <w:t>vmPFC</w:t>
+      </w:r>
+      <w:proofErr w:type="spellEnd"/>
+      <w:r>
+        <w:t xml:space="preserve"> computation. The resulting subjective value reflects the joint aesthetic quality of the music-in-space gestalt.</w:t>
+      </w:r>
+    </w:p>
+    <w:p>
+      <w:pPr>
+        <w:pStyle w:val="NormalWeb"/>
+      </w:pPr>
+      <w:r>
+        <w:t xml:space="preserve">This has never been directly tested with neuroimaging, but it generates a clear prediction: </w:t>
+      </w:r>
+      <w:proofErr w:type="spellStart"/>
+      <w:r>
+        <w:t>vmPFC</w:t>
+      </w:r>
+      <w:proofErr w:type="spellEnd"/>
+      <w:r>
+        <w:t xml:space="preserve"> activation during music listening should be modulated by the acoustic (and visual) quality of the architectural context, with the highest activation when both the music and the space are aesthetically optimal — and crucially, when they are </w:t>
       </w:r>
       <w:r>
         <w:rPr>
@@ -238,15 +354,36 @@
         <w:t>Where the science stands.</w:t>
       </w:r>
       <w:r>
-        <w:t xml:space="preserve"> I should be honest that this connection, while theoretically compelling, is empirically underdeveloped. The architectural acoustics literature (Beranek, 2004; Blesser &amp; Salter, 2007; Barron, 1993) is largely engineering-focused — it measures physical properties of rooms and correlates them with listener preference ratings, but does not engage with the predictive processing or multi-mechanism emotion frameworks that the music cognition literature uses. The music cognition literature, conversely, has mostly studied musical emotion using headphone-delivered stimuli in laboratory settings, stripping away the architectural acoustic context entirely. The cross-modal prediction integration research (Västfjäll et al., 2002) is suggestive but thin. And there is essentially no neuroimaging work examining the interaction of architectural space and musical emotion processing.</w:t>
-      </w:r>
-    </w:p>
-    <w:p>
-      <w:pPr>
-        <w:pStyle w:val="NormalWeb"/>
-      </w:pPr>
-      <w:r>
-        <w:t xml:space="preserve">So the connection is strong at the theoretical level — the predictive processing framework makes it almost mandatory that the room should modulate the prediction error signal and therefore the emotional response — but the empirical bridge has not been systematically built. This might well deserve its own panel: something like </w:t>
+        <w:t xml:space="preserve"> I should be honest that this connection, while theoretically compelling, is empirically underdeveloped. The architectural acoustics literature (Beranek, 2004; Blesser &amp; Salter, 2007; Barron, 1993) is largely engineering-focused — it measures physical properties of rooms and correlates them with listener preference </w:t>
+      </w:r>
+      <w:proofErr w:type="gramStart"/>
+      <w:r>
+        <w:t>ratings, but</w:t>
+      </w:r>
+      <w:proofErr w:type="gramEnd"/>
+      <w:r>
+        <w:t xml:space="preserve"> does not engage with the predictive processing or multi-mechanism emotion frameworks that the music cognition literature uses. The music cognition literature, conversely, has mostly studied musical emotion using headphone-delivered stimuli in laboratory settings, stripping away the architectural acoustic context entirely. The cross-modal prediction integration research (</w:t>
+      </w:r>
+      <w:proofErr w:type="spellStart"/>
+      <w:r>
+        <w:t>Västfjäll</w:t>
+      </w:r>
+      <w:proofErr w:type="spellEnd"/>
+      <w:r>
+        <w:t xml:space="preserve"> et al., 2002) is suggestive but thin. And there is essentially no neuroimaging work examining the interaction of architectural space and musical emotion processing.</w:t>
+      </w:r>
+    </w:p>
+    <w:p>
+      <w:pPr>
+        <w:pStyle w:val="NormalWeb"/>
+      </w:pPr>
+      <w:proofErr w:type="gramStart"/>
+      <w:r>
+        <w:t>So</w:t>
+      </w:r>
+      <w:proofErr w:type="gramEnd"/>
+      <w:r>
+        <w:t xml:space="preserve"> the connection is strong at the theoretical level — the predictive processing framework makes it almost mandatory that the room should modulate the prediction error signal and therefore the emotional response — but the empirical bridge has not been systematically built. This might well deserve its own panel: something like </w:t>
       </w:r>
       <w:r>
         <w:rPr>
@@ -294,7 +431,15 @@
         <w:t>Auditorium Acoustics and Architectural Design</w:t>
       </w:r>
       <w:r>
-        <w:t xml:space="preserve">, Spon Press, ~600 citations), Västfjäll, Larsson, and Kleiner (2002, in </w:t>
+        <w:t xml:space="preserve">, Spon Press, ~600 citations), </w:t>
+      </w:r>
+      <w:proofErr w:type="spellStart"/>
+      <w:r>
+        <w:t>Västfjäll</w:t>
+      </w:r>
+      <w:proofErr w:type="spellEnd"/>
+      <w:r>
+        <w:t xml:space="preserve">, Larsson, and Kleiner (2002, in </w:t>
       </w:r>
       <w:r>
         <w:rPr>
@@ -337,7 +482,15 @@
         <w:pStyle w:val="NormalWeb"/>
       </w:pPr>
       <w:r>
-        <w:t xml:space="preserve">This is an important question and I want to do it justice, because I think you're identifying a genuine gap in the Article Eater framework — a bridge that should have been built more </w:t>
+        <w:t xml:space="preserve">This is an important </w:t>
+      </w:r>
+      <w:proofErr w:type="gramStart"/>
+      <w:r>
+        <w:t>question</w:t>
+      </w:r>
+      <w:proofErr w:type="gramEnd"/>
+      <w:r>
+        <w:t xml:space="preserve"> and I want to do it justice, because I think you're identifying a genuine gap in the Article Eater framework — a bridge that should have been built more </w:t>
       </w:r>
       <w:r>
         <w:lastRenderedPageBreak/>
@@ -369,7 +522,23 @@
         <w:pStyle w:val="NormalWeb"/>
       </w:pPr>
       <w:r>
-        <w:t>The first thing to recognize is that Juslin designed BRECVEMA as a taxonomy of music-to-emotion mechanisms, but most of the eight mechanisms are not music-specific at all. They are general-purpose auditory-emotional pathways that music happens to activate with particular intensity and precision. Consider them one by one in the context of architectural acoustics:</w:t>
+        <w:t xml:space="preserve">The first thing to recognize is that </w:t>
+      </w:r>
+      <w:proofErr w:type="spellStart"/>
+      <w:r>
+        <w:t>Juslin</w:t>
+      </w:r>
+      <w:proofErr w:type="spellEnd"/>
+      <w:r>
+        <w:t xml:space="preserve"> designed BRECVEMA as a taxonomy of music-to-emotion mechanisms, but most of the eight mechanisms are not music-specific at all. They are general-purpose auditory-emotional pathways that music happens to activate with </w:t>
+      </w:r>
+      <w:proofErr w:type="gramStart"/>
+      <w:r>
+        <w:t>particular intensity</w:t>
+      </w:r>
+      <w:proofErr w:type="gramEnd"/>
+      <w:r>
+        <w:t xml:space="preserve"> and precision. Consider them one by one in the context of architectural acoustics:</w:t>
       </w:r>
     </w:p>
     <w:p>
@@ -384,7 +553,15 @@
         <w:t>Brainstem reflex (B)</w:t>
       </w:r>
       <w:r>
-        <w:t xml:space="preserve"> is entirely domain-general. The brainstem responds to acoustic energy — sudden onsets, extreme frequencies, loudness, roughness — regardless of whether the source is music, speech, thunder, a door slamming, or the reverberant boom of footsteps in a stone nave. When you walk into a cathedral and the door closes behind you with a deep, resonant thud that blooms through the space for several seconds, your brainstem processes that acoustic event exactly as it would process a timpani stroke. The long reverberation tail extends the brainstem's arousal response — you are held in a state of heightened autonomic activation for the duration of the reverberation, which in a large cathedral can be 6-10 seconds. This is not metaphorical: the reverberation is continuously supplying acoustic energy to the brainstem, and the brainstem is continuously responding with arousal modulation. The "awe" one feels upon entering such a space has an irreducible acoustic-reflexive component that begins before any cognitive evaluation of the architecture.</w:t>
+        <w:t xml:space="preserve"> is entirely </w:t>
+      </w:r>
+      <w:proofErr w:type="gramStart"/>
+      <w:r>
+        <w:t>domain-general</w:t>
+      </w:r>
+      <w:proofErr w:type="gramEnd"/>
+      <w:r>
+        <w:t>. The brainstem responds to acoustic energy — sudden onsets, extreme frequencies, loudness, roughness — regardless of whether the source is music, speech, thunder, a door slamming, or the reverberant boom of footsteps in a stone nave. When you walk into a cathedral and the door closes behind you with a deep, resonant thud that blooms through the space for several seconds, your brainstem processes that acoustic event exactly as it would process a timpani stroke. The long reverberation tail extends the brainstem's arousal response — you are held in a state of heightened autonomic activation for the duration of the reverberation, which in a large cathedral can be 6-10 seconds. This is not metaphorical: the reverberation is continuously supplying acoustic energy to the brainstem, and the brainstem is continuously responding with arousal modulation. The "awe" one feels upon entering such a space has an irreducible acoustic-reflexive component that begins before any cognitive evaluation of the architecture.</w:t>
       </w:r>
     </w:p>
     <w:p>
@@ -399,7 +576,15 @@
         <w:t>Rhythmic entrainment (R)</w:t>
       </w:r>
       <w:r>
-        <w:t xml:space="preserve"> applies to any periodic or quasi-periodic acoustic signal. In a cathedral, there are subtle periodic structures: the rhythm of one's own footsteps (which the space reflects back with a delay that encodes the room geometry), the periodic fluctuation of ambient noise produced by ventilation or wind, the slow oscillation of reverberation as standing waves build and decay. These are not "rhythms" in the musical sense, but they are periodic temporal structures, and the auditory-motor coupling system (Panel M-II) responds to them. The experience of walking through a long reverberant corridor and hearing your footsteps returned to you in a rhythmic pattern is entraining — there is a documented tendency for people to adjust their walking pace in reverberant spaces, which is a behavioral signature of auditory-motor entrainment (Pinkham, 2014, though this observation is more architectural-phenomenological than rigorously neuroscientific). The broader point is that the motor system's temporal prediction machinery does not require "music" to activate; it requires temporal periodicity in the auditory input, and architectural spaces provide this.</w:t>
+        <w:t xml:space="preserve"> applies to any periodic or quasi-periodic acoustic signal. In a cathedral, there are subtle periodic structures: the rhythm of one's own footsteps (which the space </w:t>
+      </w:r>
+      <w:proofErr w:type="gramStart"/>
+      <w:r>
+        <w:t>reflects back</w:t>
+      </w:r>
+      <w:proofErr w:type="gramEnd"/>
+      <w:r>
+        <w:t xml:space="preserve"> with a delay that encodes the room geometry), the periodic fluctuation of ambient noise produced by ventilation or wind, the slow oscillation of reverberation as standing waves build and decay. These are not "rhythms" in the musical sense, but they are periodic temporal structures, and the auditory-motor coupling system (Panel M-II) responds to them. The experience of walking through a long reverberant corridor and hearing your footsteps returned to you in a rhythmic pattern is entraining — there is a documented tendency for people to adjust their walking pace in reverberant spaces, which is a behavioral signature of auditory-motor entrainment (Pinkham, 2014, though this observation is more architectural-phenomenological than rigorously neuroscientific). The broader point is that the motor system's temporal prediction machinery does not require "music" to activate; it requires temporal periodicity in the auditory input, and architectural spaces provide this.</w:t>
       </w:r>
     </w:p>
     <w:p>
@@ -414,7 +599,15 @@
         <w:t>Evaluative conditioning (E-conditioning)</w:t>
       </w:r>
       <w:r>
-        <w:t xml:space="preserve"> is obviously domain-general — it is classical conditioning applied to any stimulus. The sound of a cathedral (that specific quality of reverberance, the hushed tones of ambient noise, the particular spectral envelope of stone-reflected sound) has been paired, for most people raised in Western culture, with experiences of solemnity, ritual, awe, and spiritual significance. A person who has attended services in such spaces has a conditioned association between that acoustic signature and the emotional context of worship. This conditioned association operates independently of the visual architecture: you </w:t>
+        <w:t xml:space="preserve"> is obviously domain-general — it is classical conditioning applied to any stimulus. The sound of a cathedral (that specific quality of reverberance, the hushed tones of ambient noise, the </w:t>
+      </w:r>
+      <w:proofErr w:type="gramStart"/>
+      <w:r>
+        <w:t>particular spectral</w:t>
+      </w:r>
+      <w:proofErr w:type="gramEnd"/>
+      <w:r>
+        <w:t xml:space="preserve"> envelope of stone-reflected sound) has been paired, for most people raised in Western culture, with experiences of solemnity, ritual, awe, and spiritual significance. A person who has attended services in such spaces has a conditioned association between that acoustic signature and the emotional context of worship. This conditioned association operates independently of the visual architecture: you </w:t>
       </w:r>
       <w:r>
         <w:lastRenderedPageBreak/>
@@ -507,15 +700,36 @@
         <w:t>Aesthetic judgment (A)</w:t>
       </w:r>
       <w:r>
-        <w:t xml:space="preserve"> is domain-general by definition. People make aesthetic judgments about the sound of spaces — concert halls are rated for acoustic beauty, cathedrals are praised for their sonic atmosphere, and architectural acousticians like Beranek (2004) have spent careers trying to identify the physical correlates of acoustically "beautiful" spaces. The aesthetic evaluation of a space's sound engages vmPFC/OFC (by the Article Eater framework's consistent finding), and it is evaluative in the same way that musical aesthetic judgment is: the listener appraises the sound of the space as beautiful, magnificent, oppressive, intimate, or cold, based on a combination of acoustic features, personal associations, and cultural knowledge.</w:t>
-      </w:r>
-    </w:p>
-    <w:p>
-      <w:pPr>
-        <w:pStyle w:val="NormalWeb"/>
-      </w:pPr>
-      <w:r>
-        <w:t>So at minimum seven of eight BRECVEMA mechanisms apply directly to the auditory experience of architectural space. The acoustic signature of a space IS processed through the same emotion-generating pathways as music. The cathedral does not merely "contain" sound — it generates an acoustic stimulus that activates brainstem reflexes, entrains motor and autonomic systems, triggers conditioned associations, evokes spatial imagery, retrieves episodic memories, violates or confirms acoustic predictions, and invites aesthetic evaluation. The emotional experience of entering a cathedral is, from the auditory system's perspective, a multi-mechanism event that is formally parallel to listening to music.</w:t>
+        <w:t xml:space="preserve"> is </w:t>
+      </w:r>
+      <w:proofErr w:type="gramStart"/>
+      <w:r>
+        <w:t>domain-general by definition</w:t>
+      </w:r>
+      <w:proofErr w:type="gramEnd"/>
+      <w:r>
+        <w:t xml:space="preserve">. People make aesthetic judgments about the sound of spaces — concert halls are rated for acoustic beauty, cathedrals are praised for their sonic atmosphere, and architectural acousticians like Beranek (2004) have spent careers trying to identify the physical correlates of acoustically "beautiful" spaces. The aesthetic evaluation of a space's sound engages </w:t>
+      </w:r>
+      <w:proofErr w:type="spellStart"/>
+      <w:r>
+        <w:t>vmPFC</w:t>
+      </w:r>
+      <w:proofErr w:type="spellEnd"/>
+      <w:r>
+        <w:t>/OFC (by the Article Eater framework's consistent finding), and it is evaluative in the same way that musical aesthetic judgment is: the listener appraises the sound of the space as beautiful, magnificent, oppressive, intimate, or cold, based on a combination of acoustic features, personal associations, and cultural knowledge.</w:t>
+      </w:r>
+    </w:p>
+    <w:p>
+      <w:pPr>
+        <w:pStyle w:val="NormalWeb"/>
+      </w:pPr>
+      <w:proofErr w:type="gramStart"/>
+      <w:r>
+        <w:t>So</w:t>
+      </w:r>
+      <w:proofErr w:type="gramEnd"/>
+      <w:r>
+        <w:t xml:space="preserve"> at minimum seven of eight BRECVEMA mechanisms apply directly to the auditory experience of architectural space. The acoustic signature of a space IS processed through the same emotion-generating pathways as music. The cathedral does not merely "contain" sound — it generates an acoustic stimulus that activates brainstem reflexes, entrains motor and autonomic systems, triggers conditioned associations, evokes spatial imagery, retrieves episodic memories, violates or confirms acoustic predictions, and invites aesthetic evaluation. The emotional experience of entering a cathedral is, from the auditory system's perspective, a multi-mechanism event that is formally parallel to listening to music.</w:t>
       </w:r>
     </w:p>
     <w:p>
@@ -611,7 +825,15 @@
         <w:t>cognitive reappraisal</w:t>
       </w:r>
       <w:r>
-        <w:t xml:space="preserve"> (lateral prefrontal cortex, inferior frontal gyrus). The DMN activation suggests that awe involves a re-evaluation of the self in relation to something larger, and the lateral PFC activation suggests the cognitive work of schema accommodation that Keltner and Haidt theorized. The co-activation of self-referential processing and effortful cognitive updating is exactly what one would predict from the "need for accommodation" criterion: the self-model must be revised in light of the vast input.</w:t>
+        <w:t xml:space="preserve"> (lateral prefrontal cortex, inferior frontal gyrus). The DMN activation suggests that awe involves a re-evaluation of the self in relation to something larger, and the lateral PFC activation suggests the cognitive work of schema accommodation that Keltner and Haidt theorized. The co-activation of self-referential processing and effortful cognitive updating is exactly what one would predict from the "need for accommodation" criterion: the self-model must be revised </w:t>
+      </w:r>
+      <w:proofErr w:type="gramStart"/>
+      <w:r>
+        <w:t>in light of</w:t>
+      </w:r>
+      <w:proofErr w:type="gramEnd"/>
+      <w:r>
+        <w:t xml:space="preserve"> the vast input.</w:t>
       </w:r>
     </w:p>
     <w:p>
@@ -629,7 +851,15 @@
         <w:t>small-self</w:t>
       </w:r>
       <w:r>
-        <w:t xml:space="preserve"> experience — a perceived shrinkage of the self in relation to the vast stimulus. Neurally, small-self experience correlates with reduced activity in medial prefrontal regions associated with self-focused processing and increased activity in regions associated with external attention and perceptual processing. Awe literally shifts the brain from self-oriented to world-oriented processing.</w:t>
+        <w:t xml:space="preserve"> experience — a perceived shrinkage of the self in relation to the vast stimulus. </w:t>
+      </w:r>
+      <w:proofErr w:type="spellStart"/>
+      <w:r>
+        <w:t>Neurally</w:t>
+      </w:r>
+      <w:proofErr w:type="spellEnd"/>
+      <w:r>
+        <w:t>, small-self experience correlates with reduced activity in medial prefrontal regions associated with self-focused processing and increased activity in regions associated with external attention and perceptual processing. Awe literally shifts the brain from self-oriented to world-oriented processing.</w:t>
       </w:r>
     </w:p>
     <w:p>
@@ -645,7 +875,15 @@
         <w:pStyle w:val="NormalWeb"/>
       </w:pPr>
       <w:r>
-        <w:t>Piff, Dietze, Feinberg, Stancato, and Keltner (2015, approximately 1,500 citations) showed that awe promotes prosocial behavior — generosity, cooperation, humility. The mechanism appears to be the "small self": awe reduces self-focus and increases awareness of connection to something larger than the individual, which promotes collective orientation. This connects directly to the social function of monumental architecture: sacred spaces that evoke awe may do so precisely BECAUSE awe promotes the prosocial, collective psychological state that religious and civic institutions depend on. The cathedral does not merely symbolize communal values — it PRODUCES the psychological state (awe → small self → prosociality) that sustains community.</w:t>
+        <w:t xml:space="preserve">Piff, Dietze, Feinberg, Stancato, and Keltner (2015, approximately 1,500 citations) showed that awe promotes prosocial behavior — generosity, cooperation, humility. The mechanism appears to be the "small self": awe reduces self-focus and increases awareness of connection to something larger than the individual, which promotes collective orientation. This connects directly to the social function of monumental architecture: sacred spaces that evoke awe may do so precisely BECAUSE awe promotes the prosocial, collective psychological state that religious and civic institutions depend on. The cathedral does not merely symbolize communal values — it PRODUCES the psychological state (awe → small self → </w:t>
+      </w:r>
+      <w:proofErr w:type="spellStart"/>
+      <w:r>
+        <w:t>prosociality</w:t>
+      </w:r>
+      <w:proofErr w:type="spellEnd"/>
+      <w:r>
+        <w:t>) that sustains community.</w:t>
       </w:r>
     </w:p>
     <w:p>
@@ -699,7 +937,15 @@
         <w:t>Ceiling height</w:t>
       </w:r>
       <w:r>
-        <w:t xml:space="preserve"> engages both visual and auditory prediction systems. Visually, high ceilings produce upward vertical perspective that activates the perception of vastness (Keltner and Haidt's first criterion for awe). Meyers-Levy and Zhu (2007, approximately 1,000 citations) showed that high ceilings promote relational, abstract processing (consistent with the "broadened" cognition associated with awe), while low ceilings promote detail-focused, constrained processing. Acoustically, high ceilings produce longer reverberation times and a distinctive pattern of early reflections (the first reflection arrives from the floor or walls, while ceiling reflections arrive later, creating a sense of vertical space that the auditory system registers). The vertical extent of a space is audible as well as visible, and both channels feed into the same "vastness" computation. The awe one feels in a cathedral with a 30-meter vault is not just a visual response — it is a visual-auditory compound response in which both modalities encode the same spatial property (immense vertical extent) and both contribute to the perceived vastness.</w:t>
+        <w:t xml:space="preserve"> engages both visual and auditory prediction systems. Visually, high ceilings produce upward vertical perspective that activates the perception of vastness (Keltner and Haidt's first criterion for awe). Meyers-Levy and Zhu (2007, approximately 1,000 citations) showed that high ceilings promote relational, abstract processing (consistent with the "broadened" cognition associated with awe), while low ceilings promote detail-focused, constrained processing. Acoustically, high ceilings produce longer reverberation times and a distinctive pattern of early reflections (the first reflection arrives from the floor or walls, while ceiling reflections arrive later, creating a sense of vertical space that the auditory system registers). The vertical extent of a space is audible as well as visible, and both channels feed into the same "vastness" computation. The awe one feels in a cathedral with a 30-meter vault is not just a visual response — it is a visual-auditory compound response in which both modalities encode the same spatial property (immense vertical extent</w:t>
+      </w:r>
+      <w:proofErr w:type="gramStart"/>
+      <w:r>
+        <w:t>)</w:t>
+      </w:r>
+      <w:proofErr w:type="gramEnd"/>
+      <w:r>
+        <w:t xml:space="preserve"> and both contribute to the perceived vastness.</w:t>
       </w:r>
     </w:p>
     <w:p>
@@ -729,11 +975,27 @@
         <w:t>Scale and proportion</w:t>
       </w:r>
       <w:r>
-        <w:t xml:space="preserve"> operate through the mechanism of schema accommodation. The human prediction system has strong priors about spatial scale — rooms are typically 3 meters high, corridors are typically 2-3 meters wide, doorways are approximately body-scaled. Monumental architecture deliberately violates these priors: the nave of Chartres is 37 meters high, the Pantheon's oculus opens onto a coffered dome 43 meters in diameter. These spatial violations produce prediction errors that are too large for the standard spatial schema to absorb — they require the schema revision that Keltner and Haidt call "need for accommodation." The emotional consequence is awe, not merely "surprise," because the violation is in the direction of vastness, which triggers the small-self response. Crucially, the great architects have always modulated this: they provide intermediate scaling elements (human-scaled doorways, gradually </w:t>
+        <w:t xml:space="preserve"> operate through the mechanism of schema accommodation. The human prediction system has strong priors about spatial scale — rooms are typically 3 meters high, corridors are typically 2-3 meters wide, doorways are approximately body-scaled. Monumental architecture deliberately violates these priors: the nave of Chartres is 37 meters </w:t>
+      </w:r>
+      <w:proofErr w:type="gramStart"/>
+      <w:r>
+        <w:t>high,</w:t>
+      </w:r>
+      <w:proofErr w:type="gramEnd"/>
+      <w:r>
+        <w:t xml:space="preserve"> the Pantheon's oculus opens onto a coffered dome 43 meters in diameter. These spatial violations produce prediction errors that are too large for the standard spatial schema to absorb — they require the schema revision that Keltner and Haidt call "need for accommodation." The emotional consequence is awe, not merely "surprise," because the violation is in the direction of vastness, which triggers the small-self response. Crucially, the great architects have always modulated this: they provide intermediate scaling elements (human-scaled doorways, gradually </w:t>
       </w:r>
       <w:r>
         <w:lastRenderedPageBreak/>
-        <w:t>increasing nave heights, colonnade rhythms) that give the predictive system stepping stones from the familiar to the vast. This is the spatial Goldilocks principle: the prediction error is enormous but assimilable BECAUSE the intermediate elements provide a path of accommodation. The Pantheon does not assault you with its dome from the outside — you enter through a relatively modest portico, pass through a transitional space, and then the dome reveals itself. The spatial prediction error is staged, managed, and resolved through a sequence of visual-spatial experiences that the architectural tradition has refined over millennia.</w:t>
+        <w:t xml:space="preserve">increasing nave heights, colonnade rhythms) that give the predictive system </w:t>
+      </w:r>
+      <w:proofErr w:type="gramStart"/>
+      <w:r>
+        <w:t>stepping stones</w:t>
+      </w:r>
+      <w:proofErr w:type="gramEnd"/>
+      <w:r>
+        <w:t xml:space="preserve"> from the familiar to the vast. This is the spatial Goldilocks principle: the prediction error is enormous but assimilable BECAUSE the intermediate elements provide a path of accommodation. The Pantheon does not assault you with its dome from the outside — you enter through a relatively modest portico, pass through a transitional space, and then the dome reveals itself. The spatial prediction error is staged, managed, and resolved through a sequence of visual-spatial experiences that the architectural tradition has refined over millennia.</w:t>
       </w:r>
     </w:p>
     <w:p>
@@ -748,7 +1010,15 @@
         <w:t>Darkness and light</w:t>
       </w:r>
       <w:r>
-        <w:t xml:space="preserve"> operate through both the visual and auditory systems, and through the brainstem reflex pathway. Dim lighting in a cathedral reduces visual information, which INCREASES reliance on auditory spatial processing — in the dark, you hear the space more acutely because the visual system provides less spatial information and the auditory system compensates. The interplay of darkness and light in Gothic architecture (dim nave punctuated by brilliant stained glass windows) produces a pattern of visual prediction errors: the sudden brightness of a window after adaptation to dimness triggers a brainstem arousal response (bright light → pupil constriction → autonomic activation) and a visual prediction error (expected dim → actual bright). The emotional coloring of these prediction errors — the sense that the light is "divine" or "revelatory" — is shaped by evaluative conditioning (light in sacred space = spiritual significance) and aesthetic judgment (the beauty of colored light in darkness). But the raw affective substrate is the brainstem's arousal response to a luminance prediction error, which is as automatic and pre-cognitive as the brainstem's response to a sudden loud sound.</w:t>
+        <w:t xml:space="preserve"> operate through both the visual and auditory systems, and through the brainstem reflex pathway. Dim lighting in a cathedral reduces visual information, which INCREASES reliance on auditory spatial processing — in the dark, you hear the space more acutely because the visual system provides less spatial information and the auditory system compensates. The interplay of darkness and light in Gothic architecture (dim nave punctuated by brilliant </w:t>
+      </w:r>
+      <w:proofErr w:type="gramStart"/>
+      <w:r>
+        <w:t>stained glass</w:t>
+      </w:r>
+      <w:proofErr w:type="gramEnd"/>
+      <w:r>
+        <w:t xml:space="preserve"> windows) produces a pattern of visual prediction errors: the sudden brightness of a window after adaptation to dimness triggers a brainstem arousal response (bright light → pupil constriction → autonomic activation) and a visual prediction error (expected dim → actual bright). The emotional coloring of these prediction errors — the sense that the light is "divine" or "revelatory" — is shaped by evaluative conditioning (light in sacred space = spiritual significance) and aesthetic judgment (the beauty of colored light in darkness). But the raw affective substrate is the brainstem's arousal response to a luminance prediction error, which is as automatic and pre-cognitive as the brainstem's response to a sudden loud sound.</w:t>
       </w:r>
     </w:p>
     <w:p>
@@ -771,7 +1041,15 @@
         <w:pStyle w:val="NormalWeb"/>
       </w:pPr>
       <w:r>
-        <w:t>The auditory system participates in these transitions. When you move from a small, acoustically dry vestibule into a large, reverberant nave, the change in reverberation time is an auditory spatial prediction error that occurs simultaneously with the visual spatial prediction error. The two modalities deliver the same message — "the space has suddenly become vast" — and their convergence amplifies the awe response. This cross-modal convergence is likely integrated in the parietal cortex (which processes multi-modal spatial information) and evaluated in vmPFC (which assigns subjective value to the integrated percept).</w:t>
+        <w:t xml:space="preserve">The auditory system participates in these transitions. When you move from a small, acoustically dry vestibule into a large, reverberant nave, the change in reverberation time is an auditory spatial prediction error that occurs simultaneously with the visual spatial prediction error. The two modalities deliver the same message — "the space has suddenly become vast" — and their convergence amplifies the awe response. This cross-modal convergence is likely integrated in the parietal cortex (which processes multi-modal spatial information) and evaluated in </w:t>
+      </w:r>
+      <w:proofErr w:type="spellStart"/>
+      <w:r>
+        <w:t>vmPFC</w:t>
+      </w:r>
+      <w:proofErr w:type="spellEnd"/>
+      <w:r>
+        <w:t xml:space="preserve"> (which assigns subjective value to the integrated percept).</w:t>
       </w:r>
     </w:p>
     <w:p>
@@ -790,23 +1068,44 @@
       </w:r>
       <w:r>
         <w:lastRenderedPageBreak/>
-        <w:t>photographs or videos, not actual spatial experiences). There are essentially NO neuroimaging studies of awe experienced in actual architectural spaces, for the obvious logistical reason that you cannot put someone in an fMRI scanner inside a cathedral. The architectural acoustics literature measures physical properties and listener preference but does not engage with the emotional mechanism frameworks from affective neuroscience. And the claim that BRECVEMA mechanisms apply to non-musical auditory stimuli, while theoretically sound, has not been directly tested as such — Juslin developed the framework for music and has not extended it to architectural acoustics.</w:t>
-      </w:r>
-    </w:p>
-    <w:p>
-      <w:pPr>
-        <w:pStyle w:val="NormalWeb"/>
-      </w:pPr>
-      <w:r>
-        <w:t>The most productive empirical approach might be virtual reality combined with portable neuroimaging (EEG, fNIRS). VR can simulate architectural spaces with controlled visual and auditory properties, parametrically varying ceiling height, material properties, reverberation time, and spatial sequence while measuring neural and autonomic responses. This would allow the kind of systematic mechanism dissection that the Article Eater framework calls for: which architectural features activate which BRECVEMA-like mechanisms, at what latencies, with what interactions.</w:t>
-      </w:r>
-    </w:p>
-    <w:p>
-      <w:pPr>
-        <w:pStyle w:val="NormalWeb"/>
-      </w:pPr>
-      <w:r>
-        <w:t>So to summarize: the mechanisms are genuinely useful outside music cognition. They provide a taxonomy of auditory-emotional pathways that apply to any acoustic environment, not just to organized sound called "music." Architectural spaces generate acoustic stimuli that engage these pathways automatically, and the emotional experience of being in a space is partly an auditory-emotional experience processed through the same brainstem, entrainment, contagion, conditioning, imagery, memory, expectancy, and evaluation mechanisms that process music. Awe, the signature emotion of monumental architecture, is the experiential result of massive prediction error (vastness) combined with schema revision (accommodation), and its neural substrates (DMN, lateral PFC, reduced self-referential processing, prosocial orientation, even anti-inflammatory effects) are beginning to be characterized. The gap is in the systematic empirical connection between specific architectural properties and specific emotional mechanisms — and that gap is closable with current methods.</w:t>
+        <w:t xml:space="preserve">photographs or videos, not actual spatial experiences). There are essentially NO neuroimaging studies of awe experienced in actual architectural spaces, for the obvious logistical reason that you cannot put someone in an fMRI scanner inside a cathedral. The architectural acoustics literature measures physical properties and listener preference but does not engage with the emotional mechanism frameworks from affective neuroscience. And the claim that BRECVEMA mechanisms apply to non-musical auditory stimuli, while theoretically sound, has not been directly tested as such — </w:t>
+      </w:r>
+      <w:proofErr w:type="spellStart"/>
+      <w:r>
+        <w:t>Juslin</w:t>
+      </w:r>
+      <w:proofErr w:type="spellEnd"/>
+      <w:r>
+        <w:t xml:space="preserve"> developed the framework for music and has not extended it to architectural acoustics.</w:t>
+      </w:r>
+    </w:p>
+    <w:p>
+      <w:pPr>
+        <w:pStyle w:val="NormalWeb"/>
+      </w:pPr>
+      <w:r>
+        <w:t xml:space="preserve">The most productive empirical approach might be virtual reality combined with portable neuroimaging (EEG, </w:t>
+      </w:r>
+      <w:proofErr w:type="spellStart"/>
+      <w:r>
+        <w:t>fNIRS</w:t>
+      </w:r>
+      <w:proofErr w:type="spellEnd"/>
+      <w:r>
+        <w:t>). VR can simulate architectural spaces with controlled visual and auditory properties, parametrically varying ceiling height, material properties, reverberation time, and spatial sequence while measuring neural and autonomic responses. This would allow the kind of systematic mechanism dissection that the Article Eater framework calls for: which architectural features activate which BRECVEMA-like mechanisms, at what latencies, with what interactions.</w:t>
+      </w:r>
+    </w:p>
+    <w:p>
+      <w:pPr>
+        <w:pStyle w:val="NormalWeb"/>
+      </w:pPr>
+      <w:proofErr w:type="gramStart"/>
+      <w:r>
+        <w:t>So</w:t>
+      </w:r>
+      <w:proofErr w:type="gramEnd"/>
+      <w:r>
+        <w:t xml:space="preserve"> to summarize: the mechanisms are genuinely useful outside music cognition. They provide a taxonomy of auditory-emotional pathways that apply to any acoustic environment, not just to organized sound called "music." Architectural spaces generate acoustic stimuli that engage these pathways automatically, and the emotional experience of being in a space is partly an auditory-emotional experience processed through the same brainstem, entrainment, contagion, conditioning, imagery, memory, expectancy, and evaluation mechanisms that process music. Awe, the signature emotion of monumental architecture, is the experiential result of massive prediction error (vastness) combined with schema revision (accommodation), and its neural substrates (DMN, lateral PFC, reduced self-referential processing, prosocial orientation, even anti-inflammatory effects) are beginning to be characterized. The gap is in the systematic empirical connection between specific architectural properties and specific emotional mechanisms — and that gap is closable with current methods.</w:t>
       </w:r>
     </w:p>
     <w:p>
@@ -817,7 +1116,11 @@
         <w:t>Shall I proceed to M-IV now?</w:t>
       </w:r>
     </w:p>
-    <w:p/>
+    <w:p>
+      <w:r>
+        <w:t>python3 scripts/extract_for_opus.py &gt; docs/opus_data_audit.md 2&gt;&amp;1</w:t>
+      </w:r>
+    </w:p>
     <w:sectPr>
       <w:pgSz w:w="12240" w:h="15840"/>
       <w:pgMar w:top="1440" w:right="1440" w:bottom="1440" w:left="1440" w:header="720" w:footer="720" w:gutter="0"/>
